--- a/PhieuHT/Phiếu học tập CSS - BTTH02 - K66.docx
+++ b/PhieuHT/Phiếu học tập CSS - BTTH02 - K66.docx
@@ -3075,6 +3075,7 @@
       <w:r>
         <w:rPr>
           <w:rFonts w:ascii="inter" w:eastAsia="inter" w:hAnsi="inter" w:cs="inter"/>
+          <w:noProof/>
           <w:color w:val="000000"/>
         </w:rPr>
         <w:lastRenderedPageBreak/>
@@ -3139,6 +3140,7 @@
         <w:rPr>
           <w:rFonts w:ascii="inter" w:eastAsia="inter" w:hAnsi="inter" w:cs="inter"/>
           <w:i/>
+          <w:noProof/>
           <w:color w:val="000000"/>
         </w:rPr>
         <w:drawing>
@@ -5150,6 +5152,9 @@
         </w:rPr>
       </w:pPr>
       <w:r>
+        <w:rPr>
+          <w:noProof/>
+        </w:rPr>
         <w:lastRenderedPageBreak/>
         <w:drawing>
           <wp:inline distT="0" distB="0" distL="0" distR="0" wp14:anchorId="331673E5" wp14:editId="2C2B4B24">
@@ -6006,16 +6011,7 @@
           <w:color w:val="000000"/>
           <w:sz w:val="18"/>
         </w:rPr>
-        <w:t>20px</w:t>
-      </w:r>
-      <w:r>
-        <w:rPr>
-          <w:rStyle w:val="VerbatimChar"/>
-          <w:rFonts w:ascii="IBM Plex Mono" w:eastAsia="IBM Plex Mono" w:hAnsi="IBM Plex Mono" w:cs="IBM Plex Mono"/>
-          <w:color w:val="000000"/>
-          <w:sz w:val="18"/>
-        </w:rPr>
-        <w:t>;</w:t>
+        <w:t>20px;</w:t>
       </w:r>
       <w:r>
         <w:rPr>
@@ -6947,6 +6943,7 @@
       <w:r>
         <w:rPr>
           <w:rFonts w:ascii="inter" w:eastAsia="inter" w:hAnsi="inter" w:cs="inter"/>
+          <w:noProof/>
           <w:color w:val="000000"/>
         </w:rPr>
         <w:drawing>
@@ -7010,6 +7007,7 @@
       </w:pPr>
       <w:r>
         <w:rPr>
+          <w:noProof/>
           <w:lang w:val="vi-VN"/>
         </w:rPr>
         <w:drawing>
@@ -7900,6 +7898,7 @@
       <w:r>
         <w:rPr>
           <w:rFonts w:ascii="inter" w:eastAsia="inter" w:hAnsi="inter" w:cs="inter"/>
+          <w:noProof/>
           <w:color w:val="000000"/>
         </w:rPr>
         <w:lastRenderedPageBreak/>
@@ -7964,6 +7963,7 @@
       </w:pPr>
       <w:r>
         <w:rPr>
+          <w:noProof/>
           <w:lang w:val="vi-VN"/>
         </w:rPr>
         <w:drawing>
@@ -9605,14 +9605,62 @@
     <w:p>
       <w:pPr>
         <w:spacing w:after="210" w:line="360" w:lineRule="auto"/>
-      </w:pPr>
-      <w:r>
         <w:rPr>
           <w:rFonts w:ascii="inter" w:eastAsia="inter" w:hAnsi="inter" w:cs="inter"/>
           <w:i/>
           <w:color w:val="000000"/>
         </w:rPr>
+      </w:pPr>
+      <w:r>
+        <w:rPr>
+          <w:rFonts w:ascii="inter" w:eastAsia="inter" w:hAnsi="inter" w:cs="inter"/>
+          <w:i/>
+          <w:color w:val="000000"/>
+        </w:rPr>
         <w:t>(Dán ảnh: Giao diện có header sticky và nút scroll)</w:t>
+      </w:r>
+    </w:p>
+    <w:p>
+      <w:pPr>
+        <w:spacing w:after="210" w:line="360" w:lineRule="auto"/>
+      </w:pPr>
+      <w:r>
+        <w:lastRenderedPageBreak/>
+        <w:drawing>
+          <wp:inline distT="0" distB="0" distL="0" distR="0" wp14:anchorId="6E2A004B" wp14:editId="7E3D86A1">
+            <wp:extent cx="6038850" cy="3396615"/>
+            <wp:effectExtent l="0" t="0" r="0" b="0"/>
+            <wp:docPr id="1159595239" name="Picture 1"/>
+            <wp:cNvGraphicFramePr>
+              <a:graphicFrameLocks xmlns:a="http://schemas.openxmlformats.org/drawingml/2006/main" noChangeAspect="1"/>
+            </wp:cNvGraphicFramePr>
+            <a:graphic xmlns:a="http://schemas.openxmlformats.org/drawingml/2006/main">
+              <a:graphicData uri="http://schemas.openxmlformats.org/drawingml/2006/picture">
+                <pic:pic xmlns:pic="http://schemas.openxmlformats.org/drawingml/2006/picture">
+                  <pic:nvPicPr>
+                    <pic:cNvPr id="1159595239" name=""/>
+                    <pic:cNvPicPr/>
+                  </pic:nvPicPr>
+                  <pic:blipFill>
+                    <a:blip r:embed="rId12"/>
+                    <a:stretch>
+                      <a:fillRect/>
+                    </a:stretch>
+                  </pic:blipFill>
+                  <pic:spPr>
+                    <a:xfrm>
+                      <a:off x="0" y="0"/>
+                      <a:ext cx="6038850" cy="3396615"/>
+                    </a:xfrm>
+                    <a:prstGeom prst="rect">
+                      <a:avLst/>
+                    </a:prstGeom>
+                  </pic:spPr>
+                </pic:pic>
+              </a:graphicData>
+            </a:graphic>
+          </wp:inline>
+        </w:drawing>
       </w:r>
     </w:p>
     <w:p>
@@ -10770,14 +10818,7 @@
           <w:rFonts w:ascii="inter" w:eastAsia="inter" w:hAnsi="inter" w:cs="inter"/>
           <w:color w:val="000000"/>
         </w:rPr>
-        <w:t>css</w:t>
-      </w:r>
-      <w:r>
-        <w:rPr>
-          <w:rFonts w:ascii="inter" w:eastAsia="inter" w:hAnsi="inter" w:cs="inter"/>
-          <w:color w:val="000000"/>
-        </w:rPr>
-        <w:t>_</w:t>
+        <w:t>css_</w:t>
       </w:r>
     </w:p>
     <w:p>
@@ -13322,6 +13363,7 @@
   <w:style w:type="character" w:default="1" w:styleId="DefaultParagraphFont">
     <w:name w:val="Default Paragraph Font"/>
     <w:uiPriority w:val="1"/>
+    <w:semiHidden/>
     <w:unhideWhenUsed/>
   </w:style>
   <w:style w:type="table" w:default="1" w:styleId="TableNormal">
